--- a/러시아 인권변호사/4부/4부_5화_올가의_옥중_사망.docx
+++ b/러시아 인권변호사/4부/4부_5화_올가의_옥중_사망.docx
@@ -226,7 +226,7 @@
           <w:i w:val="0"/>
           <w:sz w:val="22"/>
         </w:rPr>
-        <w:t>Она в сознании?</w:t>
+        <w:t>Кто сейчас рядом с ней?</w:t>
       </w:r>
     </w:p>
     <w:p>
@@ -249,7 +249,76 @@
           <w:i w:val="0"/>
           <w:sz w:val="22"/>
         </w:rPr>
-        <w:t>Временами. Сегодня утром спросила, отозвали ли лицензию. Я сказала — да, вчера, в реестре. Она улыбнулась.</w:t>
+        <w:t>Я и фельдшер. Больше никого. Капельницу поставила, но это полумера, Алексей Николаевич. Здесь нет ни кардиомонитора нормального, ни реанимации.</w:t>
+      </w:r>
+    </w:p>
+    <w:p>
+      <w:pPr>
+        <w:spacing w:before="0" w:after="110" w:line="300" w:lineRule="auto"/>
+      </w:pPr>
+      <w:r>
+        <w:rPr>
+          <w:rFonts w:ascii="Times New Roman" w:hAnsi="Times New Roman" w:eastAsia="Malgun Gothic"/>
+          <w:b/>
+          <w:i w:val="0"/>
+          <w:sz w:val="22"/>
+        </w:rPr>
+        <w:t xml:space="preserve">Лёша: </w:t>
+      </w:r>
+      <w:r>
+        <w:rPr>
+          <w:rFonts w:ascii="Times New Roman" w:hAnsi="Times New Roman" w:eastAsia="Malgun Gothic"/>
+          <w:b w:val="0"/>
+          <w:i w:val="0"/>
+          <w:sz w:val="22"/>
+        </w:rPr>
+        <w:t>Что вам нужно, чтобы продержать её до скорой?</w:t>
+      </w:r>
+    </w:p>
+    <w:p>
+      <w:pPr>
+        <w:spacing w:before="0" w:after="110" w:line="300" w:lineRule="auto"/>
+      </w:pPr>
+      <w:r>
+        <w:rPr>
+          <w:rFonts w:ascii="Times New Roman" w:hAnsi="Times New Roman" w:eastAsia="Malgun Gothic"/>
+          <w:b/>
+          <w:i w:val="0"/>
+          <w:sz w:val="22"/>
+        </w:rPr>
+        <w:t xml:space="preserve">Сидорова: </w:t>
+      </w:r>
+      <w:r>
+        <w:rPr>
+          <w:rFonts w:ascii="Times New Roman" w:hAnsi="Times New Roman" w:eastAsia="Malgun Gothic"/>
+          <w:b w:val="0"/>
+          <w:i w:val="0"/>
+          <w:sz w:val="22"/>
+        </w:rPr>
+        <w:t>Чудо. И подпись. Подпись, пожалуй, важнее.</w:t>
+      </w:r>
+    </w:p>
+    <w:p>
+      <w:pPr>
+        <w:spacing w:before="0" w:after="110" w:line="300" w:lineRule="auto"/>
+      </w:pPr>
+      <w:r>
+        <w:rPr>
+          <w:rFonts w:ascii="Times New Roman" w:hAnsi="Times New Roman" w:eastAsia="Malgun Gothic"/>
+          <w:b/>
+          <w:i w:val="0"/>
+          <w:sz w:val="22"/>
+        </w:rPr>
+        <w:t xml:space="preserve">Лёша: </w:t>
+      </w:r>
+      <w:r>
+        <w:rPr>
+          <w:rFonts w:ascii="Times New Roman" w:hAnsi="Times New Roman" w:eastAsia="Malgun Gothic"/>
+          <w:b w:val="0"/>
+          <w:i w:val="0"/>
+          <w:sz w:val="22"/>
+        </w:rPr>
+        <w:t>Подпись я достану. Держите её, Лариса Андреевна. Сколько сможете.</w:t>
       </w:r>
     </w:p>
     <w:p>
@@ -273,7 +342,7 @@
           <w:color w:val="555555"/>
           <w:sz w:val="22"/>
         </w:rPr>
-        <w:t>(тихо)</w:t>
+        <w:t>(после паузы)</w:t>
       </w:r>
       <w:r>
         <w:rPr>
@@ -282,7 +351,7 @@
           <w:i w:val="0"/>
           <w:sz w:val="22"/>
         </w:rPr>
-        <w:t xml:space="preserve"> Значит, она знает.</w:t>
+        <w:t xml:space="preserve"> Она в сознании?</w:t>
       </w:r>
     </w:p>
     <w:p>
@@ -305,7 +374,119 @@
           <w:i w:val="0"/>
           <w:sz w:val="22"/>
         </w:rPr>
+        <w:t>Временами. Сегодня утром спросила, отозвали ли лицензию. Я сказала — да, вчера, в реестре. Она улыбнулась.</w:t>
+      </w:r>
+    </w:p>
+    <w:p>
+      <w:pPr>
+        <w:spacing w:before="0" w:after="110" w:line="300" w:lineRule="auto"/>
+      </w:pPr>
+      <w:r>
+        <w:rPr>
+          <w:rFonts w:ascii="Times New Roman" w:hAnsi="Times New Roman" w:eastAsia="Malgun Gothic"/>
+          <w:b/>
+          <w:i w:val="0"/>
+          <w:sz w:val="22"/>
+        </w:rPr>
+        <w:t xml:space="preserve">Лёша: </w:t>
+      </w:r>
+      <w:r>
+        <w:rPr>
+          <w:rFonts w:ascii="Times New Roman" w:hAnsi="Times New Roman" w:eastAsia="Malgun Gothic"/>
+          <w:b w:val="0"/>
+          <w:i/>
+          <w:color w:val="555555"/>
+          <w:sz w:val="22"/>
+        </w:rPr>
+        <w:t>(тихо)</w:t>
+      </w:r>
+      <w:r>
+        <w:rPr>
+          <w:rFonts w:ascii="Times New Roman" w:hAnsi="Times New Roman" w:eastAsia="Malgun Gothic"/>
+          <w:b w:val="0"/>
+          <w:i w:val="0"/>
+          <w:sz w:val="22"/>
+        </w:rPr>
+        <w:t xml:space="preserve"> Значит, она знает.</w:t>
+      </w:r>
+    </w:p>
+    <w:p>
+      <w:pPr>
+        <w:spacing w:before="0" w:after="110" w:line="300" w:lineRule="auto"/>
+      </w:pPr>
+      <w:r>
+        <w:rPr>
+          <w:rFonts w:ascii="Times New Roman" w:hAnsi="Times New Roman" w:eastAsia="Malgun Gothic"/>
+          <w:b/>
+          <w:i w:val="0"/>
+          <w:sz w:val="22"/>
+        </w:rPr>
+        <w:t xml:space="preserve">Сидорова: </w:t>
+      </w:r>
+      <w:r>
+        <w:rPr>
+          <w:rFonts w:ascii="Times New Roman" w:hAnsi="Times New Roman" w:eastAsia="Malgun Gothic"/>
+          <w:b w:val="0"/>
+          <w:i w:val="0"/>
+          <w:sz w:val="22"/>
+        </w:rPr>
         <w:t>Знает. И потом сказала: «Теперь можно и поесть». Но организм уже не принимает, Алексей Николаевич.</w:t>
+      </w:r>
+    </w:p>
+    <w:p>
+      <w:pPr>
+        <w:spacing w:before="0" w:after="110" w:line="300" w:lineRule="auto"/>
+      </w:pPr>
+      <w:r>
+        <w:rPr>
+          <w:rFonts w:ascii="Times New Roman" w:hAnsi="Times New Roman" w:eastAsia="Malgun Gothic"/>
+          <w:b/>
+          <w:i w:val="0"/>
+          <w:sz w:val="22"/>
+        </w:rPr>
+        <w:t xml:space="preserve">Лёша: </w:t>
+      </w:r>
+      <w:r>
+        <w:rPr>
+          <w:rFonts w:ascii="Times New Roman" w:hAnsi="Times New Roman" w:eastAsia="Malgun Gothic"/>
+          <w:b w:val="0"/>
+          <w:i/>
+          <w:color w:val="555555"/>
+          <w:sz w:val="22"/>
+        </w:rPr>
+        <w:t>(глухо)</w:t>
+      </w:r>
+      <w:r>
+        <w:rPr>
+          <w:rFonts w:ascii="Times New Roman" w:hAnsi="Times New Roman" w:eastAsia="Malgun Gothic"/>
+          <w:b w:val="0"/>
+          <w:i w:val="0"/>
+          <w:sz w:val="22"/>
+        </w:rPr>
+        <w:t xml:space="preserve"> Она дождалась. Она сделала то, ради чего всё начинала.</w:t>
+      </w:r>
+    </w:p>
+    <w:p>
+      <w:pPr>
+        <w:spacing w:before="0" w:after="110" w:line="300" w:lineRule="auto"/>
+      </w:pPr>
+      <w:r>
+        <w:rPr>
+          <w:rFonts w:ascii="Times New Roman" w:hAnsi="Times New Roman" w:eastAsia="Malgun Gothic"/>
+          <w:b/>
+          <w:i w:val="0"/>
+          <w:sz w:val="22"/>
+        </w:rPr>
+        <w:t xml:space="preserve">Сидорова: </w:t>
+      </w:r>
+      <w:r>
+        <w:rPr>
+          <w:rFonts w:ascii="Times New Roman" w:hAnsi="Times New Roman" w:eastAsia="Malgun Gothic"/>
+          <w:b w:val="0"/>
+          <w:i w:val="0"/>
+          <w:sz w:val="22"/>
+        </w:rPr>
+        <w:t>Сделала. Только теперь ей нужно, чтобы и мы сделали своё.</w:t>
       </w:r>
     </w:p>
     <w:p>
@@ -493,7 +674,30 @@
           <w:i w:val="0"/>
           <w:sz w:val="22"/>
         </w:rPr>
-        <w:t xml:space="preserve">Ирина: </w:t>
+        <w:t xml:space="preserve">Лёша: </w:t>
+      </w:r>
+      <w:r>
+        <w:rPr>
+          <w:rFonts w:ascii="Times New Roman" w:hAnsi="Times New Roman" w:eastAsia="Malgun Gothic"/>
+          <w:b w:val="0"/>
+          <w:i w:val="0"/>
+          <w:sz w:val="22"/>
+        </w:rPr>
+        <w:t>К обеду она может быть мертва, Анатолий Ильич. Вы это понимаете? Мертва — с подписанным постановлением суда в вашем сейфе.</w:t>
+      </w:r>
+    </w:p>
+    <w:p>
+      <w:pPr>
+        <w:spacing w:before="0" w:after="110" w:line="300" w:lineRule="auto"/>
+      </w:pPr>
+      <w:r>
+        <w:rPr>
+          <w:rFonts w:ascii="Times New Roman" w:hAnsi="Times New Roman" w:eastAsia="Malgun Gothic"/>
+          <w:b/>
+          <w:i w:val="0"/>
+          <w:sz w:val="22"/>
+        </w:rPr>
+        <w:t xml:space="preserve">Бурмистров: </w:t>
       </w:r>
       <w:r>
         <w:rPr>
@@ -503,7 +707,7 @@
           <w:color w:val="555555"/>
           <w:sz w:val="22"/>
         </w:rPr>
-        <w:t>(параллельно, по другому телефону, юристам)</w:t>
+        <w:t>(после паузы, тише)</w:t>
       </w:r>
       <w:r>
         <w:rPr>
@@ -512,7 +716,7 @@
           <w:i w:val="0"/>
           <w:sz w:val="22"/>
         </w:rPr>
-        <w:t xml:space="preserve"> Подавайте экстренную жалобу в прокуратуру по надзору. Немедленно, прямо сейчас — на бездействие администрации колонии!</w:t>
+        <w:t xml:space="preserve"> Я звонил туда трижды. Мне говорят — ждите. Я жду. Что я ещё могу?</w:t>
       </w:r>
     </w:p>
     <w:p>
@@ -526,7 +730,7 @@
           <w:i w:val="0"/>
           <w:sz w:val="22"/>
         </w:rPr>
-        <w:t xml:space="preserve">Катя: </w:t>
+        <w:t xml:space="preserve">Лёша: </w:t>
       </w:r>
       <w:r>
         <w:rPr>
@@ -535,7 +739,7 @@
           <w:i w:val="0"/>
           <w:sz w:val="22"/>
         </w:rPr>
-        <w:t>Алексей Николаевич, я договорилась с частной скорой. Готовы выехать немедленно, если получим разрешение на въезд на территорию.</w:t>
+        <w:t>Выпустить скорую на территорию под свою ответственность. Прямо сейчас.</w:t>
       </w:r>
     </w:p>
     <w:p>
@@ -549,7 +753,7 @@
           <w:i w:val="0"/>
           <w:sz w:val="22"/>
         </w:rPr>
-        <w:t xml:space="preserve">Лёша: </w:t>
+        <w:t xml:space="preserve">Бурмистров: </w:t>
       </w:r>
       <w:r>
         <w:rPr>
@@ -558,7 +762,7 @@
           <w:i w:val="0"/>
           <w:sz w:val="22"/>
         </w:rPr>
-        <w:t>Добивайтесь этого разрешения любой ценой. Звоните всем, кому можно, — губернатору, в администрацию президента, куда угодно.</w:t>
+        <w:t>И завтра сесть на её место?</w:t>
       </w:r>
     </w:p>
     <w:p>
@@ -572,7 +776,7 @@
           <w:i w:val="0"/>
           <w:sz w:val="22"/>
         </w:rPr>
-        <w:t xml:space="preserve">Ирина: </w:t>
+        <w:t xml:space="preserve">Лёша: </w:t>
       </w:r>
       <w:r>
         <w:rPr>
@@ -581,7 +785,7 @@
           <w:i w:val="0"/>
           <w:sz w:val="22"/>
         </w:rPr>
-        <w:t>Уже звоню. Пресс-секретарь администрации президента не отвечает.</w:t>
+        <w:t>Завтра — может быть. Но сегодня она будет жива.</w:t>
       </w:r>
     </w:p>
     <w:p>
@@ -591,11 +795,36 @@
       <w:r>
         <w:rPr>
           <w:rFonts w:ascii="Times New Roman" w:hAnsi="Times New Roman" w:eastAsia="Malgun Gothic"/>
+          <w:b w:val="0"/>
+          <w:i/>
+          <w:color w:val="555555"/>
+          <w:sz w:val="22"/>
+        </w:rPr>
+        <w:t>(Бурмистров молча кладёт трубку)</w:t>
+      </w:r>
+    </w:p>
+    <w:p>
+      <w:pPr>
+        <w:spacing w:before="0" w:after="110" w:line="300" w:lineRule="auto"/>
+      </w:pPr>
+      <w:r>
+        <w:rPr>
+          <w:rFonts w:ascii="Times New Roman" w:hAnsi="Times New Roman" w:eastAsia="Malgun Gothic"/>
           <w:b/>
           <w:i w:val="0"/>
           <w:sz w:val="22"/>
         </w:rPr>
-        <w:t xml:space="preserve">Гребенщиков: </w:t>
+        <w:t xml:space="preserve">Ирина: </w:t>
+      </w:r>
+      <w:r>
+        <w:rPr>
+          <w:rFonts w:ascii="Times New Roman" w:hAnsi="Times New Roman" w:eastAsia="Malgun Gothic"/>
+          <w:b w:val="0"/>
+          <w:i/>
+          <w:color w:val="555555"/>
+          <w:sz w:val="22"/>
+        </w:rPr>
+        <w:t>(параллельно, по другому телефону, юристам)</w:t>
       </w:r>
       <w:r>
         <w:rPr>
@@ -604,7 +833,257 @@
           <w:i w:val="0"/>
           <w:sz w:val="22"/>
         </w:rPr>
+        <w:t xml:space="preserve"> Подавайте экстренную жалобу в прокуратуру по надзору. Немедленно, прямо сейчас — на бездействие администрации колонии!</w:t>
+      </w:r>
+    </w:p>
+    <w:p>
+      <w:pPr>
+        <w:spacing w:before="0" w:after="110" w:line="300" w:lineRule="auto"/>
+      </w:pPr>
+      <w:r>
+        <w:rPr>
+          <w:rFonts w:ascii="Times New Roman" w:hAnsi="Times New Roman" w:eastAsia="Malgun Gothic"/>
+          <w:b/>
+          <w:i w:val="0"/>
+          <w:sz w:val="22"/>
+        </w:rPr>
+        <w:t xml:space="preserve">Катя: </w:t>
+      </w:r>
+      <w:r>
+        <w:rPr>
+          <w:rFonts w:ascii="Times New Roman" w:hAnsi="Times New Roman" w:eastAsia="Malgun Gothic"/>
+          <w:b w:val="0"/>
+          <w:i w:val="0"/>
+          <w:sz w:val="22"/>
+        </w:rPr>
+        <w:t>Алексей Николаевич, я договорилась с частной скорой. Готовы выехать немедленно, если получим разрешение на въезд на территорию.</w:t>
+      </w:r>
+    </w:p>
+    <w:p>
+      <w:pPr>
+        <w:spacing w:before="0" w:after="110" w:line="300" w:lineRule="auto"/>
+      </w:pPr>
+      <w:r>
+        <w:rPr>
+          <w:rFonts w:ascii="Times New Roman" w:hAnsi="Times New Roman" w:eastAsia="Malgun Gothic"/>
+          <w:b/>
+          <w:i w:val="0"/>
+          <w:sz w:val="22"/>
+        </w:rPr>
+        <w:t xml:space="preserve">Лёша: </w:t>
+      </w:r>
+      <w:r>
+        <w:rPr>
+          <w:rFonts w:ascii="Times New Roman" w:hAnsi="Times New Roman" w:eastAsia="Malgun Gothic"/>
+          <w:b w:val="0"/>
+          <w:i w:val="0"/>
+          <w:sz w:val="22"/>
+        </w:rPr>
+        <w:t>Добивайтесь этого разрешения любой ценой. Звоните всем, кому можно, — губернатору, в администрацию президента, куда угодно.</w:t>
+      </w:r>
+    </w:p>
+    <w:p>
+      <w:pPr>
+        <w:spacing w:before="0" w:after="110" w:line="300" w:lineRule="auto"/>
+      </w:pPr>
+      <w:r>
+        <w:rPr>
+          <w:rFonts w:ascii="Times New Roman" w:hAnsi="Times New Roman" w:eastAsia="Malgun Gothic"/>
+          <w:b/>
+          <w:i w:val="0"/>
+          <w:sz w:val="22"/>
+        </w:rPr>
+        <w:t xml:space="preserve">Ирина: </w:t>
+      </w:r>
+      <w:r>
+        <w:rPr>
+          <w:rFonts w:ascii="Times New Roman" w:hAnsi="Times New Roman" w:eastAsia="Malgun Gothic"/>
+          <w:b w:val="0"/>
+          <w:i w:val="0"/>
+          <w:sz w:val="22"/>
+        </w:rPr>
+        <w:t>Уже звоню. Пресс-секретарь администрации президента не отвечает.</w:t>
+      </w:r>
+    </w:p>
+    <w:p>
+      <w:pPr>
+        <w:spacing w:before="0" w:after="110" w:line="300" w:lineRule="auto"/>
+      </w:pPr>
+      <w:r>
+        <w:rPr>
+          <w:rFonts w:ascii="Times New Roman" w:hAnsi="Times New Roman" w:eastAsia="Malgun Gothic"/>
+          <w:b/>
+          <w:i w:val="0"/>
+          <w:sz w:val="22"/>
+        </w:rPr>
+        <w:t xml:space="preserve">Гребенщиков: </w:t>
+      </w:r>
+      <w:r>
+        <w:rPr>
+          <w:rFonts w:ascii="Times New Roman" w:hAnsi="Times New Roman" w:eastAsia="Malgun Gothic"/>
+          <w:b w:val="0"/>
+          <w:i w:val="0"/>
+          <w:sz w:val="22"/>
+        </w:rPr>
         <w:t>Я позвоню в областное управление. Там начальник — мой бывший однокурсник. Он меня ненавидит, но трубку возьмёт.</w:t>
+      </w:r>
+    </w:p>
+    <w:p>
+      <w:pPr>
+        <w:spacing w:before="0" w:after="110" w:line="300" w:lineRule="auto"/>
+      </w:pPr>
+      <w:r>
+        <w:rPr>
+          <w:rFonts w:ascii="Times New Roman" w:hAnsi="Times New Roman" w:eastAsia="Malgun Gothic"/>
+          <w:b/>
+          <w:i w:val="0"/>
+          <w:sz w:val="22"/>
+        </w:rPr>
+        <w:t xml:space="preserve">Катя: </w:t>
+      </w:r>
+      <w:r>
+        <w:rPr>
+          <w:rFonts w:ascii="Times New Roman" w:hAnsi="Times New Roman" w:eastAsia="Malgun Gothic"/>
+          <w:b w:val="0"/>
+          <w:i w:val="0"/>
+          <w:sz w:val="22"/>
+        </w:rPr>
+        <w:t>Скорая стоит у ворот колонии. Водитель говорит, их не пускают даже на парковку.</w:t>
+      </w:r>
+    </w:p>
+    <w:p>
+      <w:pPr>
+        <w:spacing w:before="0" w:after="110" w:line="300" w:lineRule="auto"/>
+      </w:pPr>
+      <w:r>
+        <w:rPr>
+          <w:rFonts w:ascii="Times New Roman" w:hAnsi="Times New Roman" w:eastAsia="Malgun Gothic"/>
+          <w:b/>
+          <w:i w:val="0"/>
+          <w:sz w:val="22"/>
+        </w:rPr>
+        <w:t xml:space="preserve">Ирина: </w:t>
+      </w:r>
+      <w:r>
+        <w:rPr>
+          <w:rFonts w:ascii="Times New Roman" w:hAnsi="Times New Roman" w:eastAsia="Malgun Gothic"/>
+          <w:b w:val="0"/>
+          <w:i w:val="0"/>
+          <w:sz w:val="22"/>
+        </w:rPr>
+        <w:t>Прокуратура по надзору приняла жалобу. Обещают «рассмотреть в установленный срок». Установленный срок — тридцать дней.</w:t>
+      </w:r>
+    </w:p>
+    <w:p>
+      <w:pPr>
+        <w:spacing w:before="0" w:after="110" w:line="300" w:lineRule="auto"/>
+      </w:pPr>
+      <w:r>
+        <w:rPr>
+          <w:rFonts w:ascii="Times New Roman" w:hAnsi="Times New Roman" w:eastAsia="Malgun Gothic"/>
+          <w:b/>
+          <w:i w:val="0"/>
+          <w:sz w:val="22"/>
+        </w:rPr>
+        <w:t xml:space="preserve">Лёша: </w:t>
+      </w:r>
+      <w:r>
+        <w:rPr>
+          <w:rFonts w:ascii="Times New Roman" w:hAnsi="Times New Roman" w:eastAsia="Malgun Gothic"/>
+          <w:b w:val="0"/>
+          <w:i w:val="0"/>
+          <w:sz w:val="22"/>
+        </w:rPr>
+        <w:t>Тридцать дней. У неё нет тридцати часов.</w:t>
+      </w:r>
+    </w:p>
+    <w:p>
+      <w:pPr>
+        <w:spacing w:before="0" w:after="110" w:line="300" w:lineRule="auto"/>
+      </w:pPr>
+      <w:r>
+        <w:rPr>
+          <w:rFonts w:ascii="Times New Roman" w:hAnsi="Times New Roman" w:eastAsia="Malgun Gothic"/>
+          <w:b/>
+          <w:i w:val="0"/>
+          <w:sz w:val="22"/>
+        </w:rPr>
+        <w:t xml:space="preserve">Гребенщиков: </w:t>
+      </w:r>
+      <w:r>
+        <w:rPr>
+          <w:rFonts w:ascii="Times New Roman" w:hAnsi="Times New Roman" w:eastAsia="Malgun Gothic"/>
+          <w:b w:val="0"/>
+          <w:i/>
+          <w:color w:val="555555"/>
+          <w:sz w:val="22"/>
+        </w:rPr>
+        <w:t>(возвращаясь, опуская телефон)</w:t>
+      </w:r>
+      <w:r>
+        <w:rPr>
+          <w:rFonts w:ascii="Times New Roman" w:hAnsi="Times New Roman" w:eastAsia="Malgun Gothic"/>
+          <w:b w:val="0"/>
+          <w:i w:val="0"/>
+          <w:sz w:val="22"/>
+        </w:rPr>
+        <w:t xml:space="preserve"> Дозвонился. Однокурсник мой говорит: без указания из Москвы подписывать не станет. Вчера суд велел перевести — это было «законно». Сегодня Москва молчит — и ждать тоже «законно». Закон что дышло: куда повернёшь, туда и вышло.</w:t>
+      </w:r>
+    </w:p>
+    <w:p>
+      <w:pPr>
+        <w:spacing w:before="0" w:after="110" w:line="300" w:lineRule="auto"/>
+      </w:pPr>
+      <w:r>
+        <w:rPr>
+          <w:rFonts w:ascii="Times New Roman" w:hAnsi="Times New Roman" w:eastAsia="Malgun Gothic"/>
+          <w:b/>
+          <w:i w:val="0"/>
+          <w:sz w:val="22"/>
+        </w:rPr>
+        <w:t xml:space="preserve">Лёша: </w:t>
+      </w:r>
+      <w:r>
+        <w:rPr>
+          <w:rFonts w:ascii="Times New Roman" w:hAnsi="Times New Roman" w:eastAsia="Malgun Gothic"/>
+          <w:b w:val="0"/>
+          <w:i/>
+          <w:color w:val="555555"/>
+          <w:sz w:val="22"/>
+        </w:rPr>
+        <w:t>(тихо, с ненавистью)</w:t>
+      </w:r>
+      <w:r>
+        <w:rPr>
+          <w:rFonts w:ascii="Times New Roman" w:hAnsi="Times New Roman" w:eastAsia="Malgun Gothic"/>
+          <w:b w:val="0"/>
+          <w:i w:val="0"/>
+          <w:sz w:val="22"/>
+        </w:rPr>
+        <w:t xml:space="preserve"> Сегодня его повернули так, что выходит смерть.</w:t>
+      </w:r>
+    </w:p>
+    <w:p>
+      <w:pPr>
+        <w:spacing w:before="0" w:after="110" w:line="300" w:lineRule="auto"/>
+      </w:pPr>
+      <w:r>
+        <w:rPr>
+          <w:rFonts w:ascii="Times New Roman" w:hAnsi="Times New Roman" w:eastAsia="Malgun Gothic"/>
+          <w:b/>
+          <w:i w:val="0"/>
+          <w:sz w:val="22"/>
+        </w:rPr>
+        <w:t xml:space="preserve">Гребенщиков: </w:t>
+      </w:r>
+      <w:r>
+        <w:rPr>
+          <w:rFonts w:ascii="Times New Roman" w:hAnsi="Times New Roman" w:eastAsia="Malgun Gothic"/>
+          <w:b w:val="0"/>
+          <w:i w:val="0"/>
+          <w:sz w:val="22"/>
+        </w:rPr>
+        <w:t>Он обещал перезвонить через полчаса. Я ему пообещал, что его фамилия будет в каждой газете, если не перезвонит.</w:t>
       </w:r>
     </w:p>
     <w:p>
@@ -792,6 +1271,52 @@
           <w:i w:val="0"/>
           <w:sz w:val="22"/>
         </w:rPr>
+        <w:t xml:space="preserve">Катя: </w:t>
+      </w:r>
+      <w:r>
+        <w:rPr>
+          <w:rFonts w:ascii="Times New Roman" w:hAnsi="Times New Roman" w:eastAsia="Malgun Gothic"/>
+          <w:b w:val="0"/>
+          <w:i w:val="0"/>
+          <w:sz w:val="22"/>
+        </w:rPr>
+        <w:t>Вертолёт — это двести тысяч из фонда. «Компас» спросит.</w:t>
+      </w:r>
+    </w:p>
+    <w:p>
+      <w:pPr>
+        <w:spacing w:before="0" w:after="110" w:line="300" w:lineRule="auto"/>
+      </w:pPr>
+      <w:r>
+        <w:rPr>
+          <w:rFonts w:ascii="Times New Roman" w:hAnsi="Times New Roman" w:eastAsia="Malgun Gothic"/>
+          <w:b/>
+          <w:i w:val="0"/>
+          <w:sz w:val="22"/>
+        </w:rPr>
+        <w:t xml:space="preserve">Лёша: </w:t>
+      </w:r>
+      <w:r>
+        <w:rPr>
+          <w:rFonts w:ascii="Times New Roman" w:hAnsi="Times New Roman" w:eastAsia="Malgun Gothic"/>
+          <w:b w:val="0"/>
+          <w:i w:val="0"/>
+          <w:sz w:val="22"/>
+        </w:rPr>
+        <w:t>Пусть спрашивают. Оплачу из своих, если придётся. Звоните.</w:t>
+      </w:r>
+    </w:p>
+    <w:p>
+      <w:pPr>
+        <w:spacing w:before="0" w:after="110" w:line="300" w:lineRule="auto"/>
+      </w:pPr>
+      <w:r>
+        <w:rPr>
+          <w:rFonts w:ascii="Times New Roman" w:hAnsi="Times New Roman" w:eastAsia="Malgun Gothic"/>
+          <w:b/>
+          <w:i w:val="0"/>
+          <w:sz w:val="22"/>
+        </w:rPr>
         <w:t xml:space="preserve">Ирина: </w:t>
       </w:r>
       <w:r>
@@ -901,6 +1426,62 @@
           <w:sz w:val="22"/>
         </w:rPr>
         <w:t xml:space="preserve"> Прекратите. Её держит не ваша статья, а конвойная служба. Виноватых здесь хватает и без вас.</w:t>
+      </w:r>
+    </w:p>
+    <w:p>
+      <w:pPr>
+        <w:spacing w:before="0" w:after="110" w:line="300" w:lineRule="auto"/>
+      </w:pPr>
+      <w:r>
+        <w:rPr>
+          <w:rFonts w:ascii="Times New Roman" w:hAnsi="Times New Roman" w:eastAsia="Malgun Gothic"/>
+          <w:b/>
+          <w:i w:val="0"/>
+          <w:sz w:val="22"/>
+        </w:rPr>
+        <w:t xml:space="preserve">Ирина: </w:t>
+      </w:r>
+      <w:r>
+        <w:rPr>
+          <w:rFonts w:ascii="Times New Roman" w:hAnsi="Times New Roman" w:eastAsia="Malgun Gothic"/>
+          <w:b w:val="0"/>
+          <w:i/>
+          <w:color w:val="555555"/>
+          <w:sz w:val="22"/>
+        </w:rPr>
+        <w:t>(сдерживая слёзы)</w:t>
+      </w:r>
+      <w:r>
+        <w:rPr>
+          <w:rFonts w:ascii="Times New Roman" w:hAnsi="Times New Roman" w:eastAsia="Malgun Gothic"/>
+          <w:b w:val="0"/>
+          <w:i w:val="0"/>
+          <w:sz w:val="22"/>
+        </w:rPr>
+        <w:t xml:space="preserve"> Простите, Екатерина Ивановна.</w:t>
+      </w:r>
+    </w:p>
+    <w:p>
+      <w:pPr>
+        <w:spacing w:before="0" w:after="110" w:line="300" w:lineRule="auto"/>
+      </w:pPr>
+      <w:r>
+        <w:rPr>
+          <w:rFonts w:ascii="Times New Roman" w:hAnsi="Times New Roman" w:eastAsia="Malgun Gothic"/>
+          <w:b/>
+          <w:i w:val="0"/>
+          <w:sz w:val="22"/>
+        </w:rPr>
+        <w:t xml:space="preserve">Катя: </w:t>
+      </w:r>
+      <w:r>
+        <w:rPr>
+          <w:rFonts w:ascii="Times New Roman" w:hAnsi="Times New Roman" w:eastAsia="Malgun Gothic"/>
+          <w:b w:val="0"/>
+          <w:i w:val="0"/>
+          <w:sz w:val="22"/>
+        </w:rPr>
+        <w:t>Не за что. Лучше позвоните ещё раз в надзор. И ещё раз. И ещё. Пусть им станет стыдно раньше, чем через тридцать дней.</w:t>
       </w:r>
     </w:p>
     <w:p>
@@ -1078,30 +1659,12 @@
       <w:r>
         <w:rPr>
           <w:rFonts w:ascii="Times New Roman" w:hAnsi="Times New Roman" w:eastAsia="Malgun Gothic"/>
-          <w:b/>
-          <w:i w:val="0"/>
-          <w:sz w:val="22"/>
-        </w:rPr>
-        <w:t xml:space="preserve">Катя: </w:t>
-      </w:r>
-      <w:r>
-        <w:rPr>
-          <w:rFonts w:ascii="Times New Roman" w:hAnsi="Times New Roman" w:eastAsia="Malgun Gothic"/>
           <w:b w:val="0"/>
           <w:i/>
           <w:color w:val="555555"/>
           <w:sz w:val="22"/>
         </w:rPr>
-        <w:t>(пытаясь удержать самообладание, хотя голос дрожит)</w:t>
-      </w:r>
-      <w:r>
-        <w:rPr>
-          <w:rFonts w:ascii="Times New Roman" w:hAnsi="Times New Roman" w:eastAsia="Malgun Gothic"/>
-          <w:b w:val="0"/>
-          <w:i w:val="0"/>
-          <w:sz w:val="22"/>
-        </w:rPr>
-        <w:t xml:space="preserve"> Алексей Николаевич…</w:t>
+        <w:t>(Ирина закрывает рот ладонью; пилот, не оборачиваясь, снижает обороты)</w:t>
       </w:r>
     </w:p>
     <w:p>
@@ -1115,7 +1678,7 @@
           <w:i w:val="0"/>
           <w:sz w:val="22"/>
         </w:rPr>
-        <w:t xml:space="preserve">Лёша: </w:t>
+        <w:t xml:space="preserve">Катя: </w:t>
       </w:r>
       <w:r>
         <w:rPr>
@@ -1125,7 +1688,7 @@
           <w:color w:val="555555"/>
           <w:sz w:val="22"/>
         </w:rPr>
-        <w:t>(внезапно, с яростью, ударяя кулаком по подлокотнику)</w:t>
+        <w:t>(пытаясь удержать самообладание, хотя голос дрожит)</w:t>
       </w:r>
       <w:r>
         <w:rPr>
@@ -1134,7 +1697,7 @@
           <w:i w:val="0"/>
           <w:sz w:val="22"/>
         </w:rPr>
-        <w:t xml:space="preserve"> Четырнадцать дней! Четырнадцать дней бюрократия убивала её медленнее, чем пуля, и называла это «процедурой»!</w:t>
+        <w:t xml:space="preserve"> Алексей Николаевич…</w:t>
       </w:r>
     </w:p>
     <w:p>
@@ -1148,7 +1711,7 @@
           <w:i w:val="0"/>
           <w:sz w:val="22"/>
         </w:rPr>
-        <w:t xml:space="preserve">Ирина: </w:t>
+        <w:t xml:space="preserve">Лёша: </w:t>
       </w:r>
       <w:r>
         <w:rPr>
@@ -1158,7 +1721,7 @@
           <w:color w:val="555555"/>
           <w:sz w:val="22"/>
         </w:rPr>
-        <w:t>(тихо, со слезами)</w:t>
+        <w:t>(внезапно, с яростью, ударяя кулаком по подлокотнику)</w:t>
       </w:r>
       <w:r>
         <w:rPr>
@@ -1167,7 +1730,7 @@
           <w:i w:val="0"/>
           <w:sz w:val="22"/>
         </w:rPr>
-        <w:t xml:space="preserve"> Она знала, на что идёт, Алексей Николаевич. Она сама выбрала эту борьбу.</w:t>
+        <w:t xml:space="preserve"> Четырнадцать дней! Четырнадцать дней бюрократия убивала её медленнее, чем пуля, и называла это «процедурой»!</w:t>
       </w:r>
     </w:p>
     <w:p>
@@ -1181,7 +1744,17 @@
           <w:i w:val="0"/>
           <w:sz w:val="22"/>
         </w:rPr>
-        <w:t xml:space="preserve">Лёша: </w:t>
+        <w:t xml:space="preserve">Ирина: </w:t>
+      </w:r>
+      <w:r>
+        <w:rPr>
+          <w:rFonts w:ascii="Times New Roman" w:hAnsi="Times New Roman" w:eastAsia="Malgun Gothic"/>
+          <w:b w:val="0"/>
+          <w:i/>
+          <w:color w:val="555555"/>
+          <w:sz w:val="22"/>
+        </w:rPr>
+        <w:t>(тихо, со слезами)</w:t>
       </w:r>
       <w:r>
         <w:rPr>
@@ -1190,7 +1763,76 @@
           <w:i w:val="0"/>
           <w:sz w:val="22"/>
         </w:rPr>
+        <w:t xml:space="preserve"> Она знала, на что идёт, Алексей Николаевич. Она сама выбрала эту борьбу.</w:t>
+      </w:r>
+    </w:p>
+    <w:p>
+      <w:pPr>
+        <w:spacing w:before="0" w:after="110" w:line="300" w:lineRule="auto"/>
+      </w:pPr>
+      <w:r>
+        <w:rPr>
+          <w:rFonts w:ascii="Times New Roman" w:hAnsi="Times New Roman" w:eastAsia="Malgun Gothic"/>
+          <w:b/>
+          <w:i w:val="0"/>
+          <w:sz w:val="22"/>
+        </w:rPr>
+        <w:t xml:space="preserve">Лёша: </w:t>
+      </w:r>
+      <w:r>
+        <w:rPr>
+          <w:rFonts w:ascii="Times New Roman" w:hAnsi="Times New Roman" w:eastAsia="Malgun Gothic"/>
+          <w:b w:val="0"/>
+          <w:i w:val="0"/>
+          <w:sz w:val="22"/>
+        </w:rPr>
         <w:t>Знала. И всё равно это не делает потерю меньше.</w:t>
+      </w:r>
+    </w:p>
+    <w:p>
+      <w:pPr>
+        <w:spacing w:before="0" w:after="110" w:line="300" w:lineRule="auto"/>
+      </w:pPr>
+      <w:r>
+        <w:rPr>
+          <w:rFonts w:ascii="Times New Roman" w:hAnsi="Times New Roman" w:eastAsia="Malgun Gothic"/>
+          <w:b/>
+          <w:i w:val="0"/>
+          <w:sz w:val="22"/>
+        </w:rPr>
+        <w:t xml:space="preserve">Ирина: </w:t>
+      </w:r>
+      <w:r>
+        <w:rPr>
+          <w:rFonts w:ascii="Times New Roman" w:hAnsi="Times New Roman" w:eastAsia="Malgun Gothic"/>
+          <w:b w:val="0"/>
+          <w:i w:val="0"/>
+          <w:sz w:val="22"/>
+        </w:rPr>
+        <w:t>Она последней узнала, что Тайбола свободна. Хоть это…</w:t>
+      </w:r>
+    </w:p>
+    <w:p>
+      <w:pPr>
+        <w:spacing w:before="0" w:after="110" w:line="300" w:lineRule="auto"/>
+      </w:pPr>
+      <w:r>
+        <w:rPr>
+          <w:rFonts w:ascii="Times New Roman" w:hAnsi="Times New Roman" w:eastAsia="Malgun Gothic"/>
+          <w:b/>
+          <w:i w:val="0"/>
+          <w:sz w:val="22"/>
+        </w:rPr>
+        <w:t xml:space="preserve">Лёша: </w:t>
+      </w:r>
+      <w:r>
+        <w:rPr>
+          <w:rFonts w:ascii="Times New Roman" w:hAnsi="Times New Roman" w:eastAsia="Malgun Gothic"/>
+          <w:b w:val="0"/>
+          <w:i w:val="0"/>
+          <w:sz w:val="22"/>
+        </w:rPr>
+        <w:t>Хоть это, Ирина. Больше ничего у неё не осталось. И у нас — тоже.</w:t>
       </w:r>
     </w:p>
     <w:p>
@@ -1354,7 +1996,7 @@
           <w:i w:val="0"/>
           <w:sz w:val="22"/>
         </w:rPr>
-        <w:t>Утром ей сказали, что лицензию отозвали. Она успела это узнать, Михаил Егорович. Она знала, что Тайбола свободна.</w:t>
+        <w:t>Она говорила про вас: «мои чолканы». Не «подзащитные», не «община». Мои.</w:t>
       </w:r>
     </w:p>
     <w:p>
@@ -1378,7 +2020,7 @@
           <w:color w:val="555555"/>
           <w:sz w:val="22"/>
         </w:rPr>
-        <w:t>(долго молчит)</w:t>
+        <w:t>(сквозь слёзы)</w:t>
       </w:r>
       <w:r>
         <w:rPr>
@@ -1387,7 +2029,7 @@
           <w:i w:val="0"/>
           <w:sz w:val="22"/>
         </w:rPr>
-        <w:t xml:space="preserve"> Значит, она ушла, когда дело было сделано. Так у нас говорят про хороших охотников.</w:t>
+        <w:t xml:space="preserve"> А мы про неё — «наша Ольга». Даже старики, которые по-русски почти не говорят.</w:t>
       </w:r>
     </w:p>
     <w:p>
@@ -1410,7 +2052,7 @@
           <w:i w:val="0"/>
           <w:sz w:val="22"/>
         </w:rPr>
-        <w:t>Она бы хотела, чтобы вы держались. Чтобы Тайбола жила, несмотря ни на что.</w:t>
+        <w:t>Утром ей сказали, что лицензию отозвали. Она успела это узнать, Михаил Егорович. Она знала, что Тайбола свободна.</w:t>
       </w:r>
     </w:p>
     <w:p>
@@ -1425,15 +2067,6 @@
           <w:sz w:val="22"/>
         </w:rPr>
         <w:t xml:space="preserve">Михаил: </w:t>
-      </w:r>
-      <w:r>
-        <w:rPr>
-          <w:rFonts w:ascii="Times New Roman" w:hAnsi="Times New Roman" w:eastAsia="Malgun Gothic"/>
-          <w:b w:val="0"/>
-          <w:i w:val="0"/>
-          <w:sz w:val="22"/>
-        </w:rPr>
-        <w:t xml:space="preserve">Будем держаться. Ради неё. </w:t>
       </w:r>
       <w:r>
         <w:rPr>
@@ -1443,7 +2076,7 @@
           <w:color w:val="555555"/>
           <w:sz w:val="22"/>
         </w:rPr>
-        <w:t>(пауза)</w:t>
+        <w:t>(долго молчит)</w:t>
       </w:r>
       <w:r>
         <w:rPr>
@@ -1452,7 +2085,7 @@
           <w:i w:val="0"/>
           <w:sz w:val="22"/>
         </w:rPr>
-        <w:t xml:space="preserve"> А вы сами, Алексей Николаевич? Держитесь?</w:t>
+        <w:t xml:space="preserve"> Значит, она ушла, когда дело было сделано. Так у нас говорят про хороших охотников.</w:t>
       </w:r>
     </w:p>
     <w:p>
@@ -1467,6 +2100,38 @@
           <w:sz w:val="22"/>
         </w:rPr>
         <w:t xml:space="preserve">Лёша: </w:t>
+      </w:r>
+      <w:r>
+        <w:rPr>
+          <w:rFonts w:ascii="Times New Roman" w:hAnsi="Times New Roman" w:eastAsia="Malgun Gothic"/>
+          <w:b w:val="0"/>
+          <w:i w:val="0"/>
+          <w:sz w:val="22"/>
+        </w:rPr>
+        <w:t>Она бы хотела, чтобы вы держались. Чтобы Тайбола жила, несмотря ни на что.</w:t>
+      </w:r>
+    </w:p>
+    <w:p>
+      <w:pPr>
+        <w:spacing w:before="0" w:after="110" w:line="300" w:lineRule="auto"/>
+      </w:pPr>
+      <w:r>
+        <w:rPr>
+          <w:rFonts w:ascii="Times New Roman" w:hAnsi="Times New Roman" w:eastAsia="Malgun Gothic"/>
+          <w:b/>
+          <w:i w:val="0"/>
+          <w:sz w:val="22"/>
+        </w:rPr>
+        <w:t xml:space="preserve">Михаил: </w:t>
+      </w:r>
+      <w:r>
+        <w:rPr>
+          <w:rFonts w:ascii="Times New Roman" w:hAnsi="Times New Roman" w:eastAsia="Malgun Gothic"/>
+          <w:b w:val="0"/>
+          <w:i w:val="0"/>
+          <w:sz w:val="22"/>
+        </w:rPr>
+        <w:t xml:space="preserve">Будем держаться. Ради неё. </w:t>
       </w:r>
       <w:r>
         <w:rPr>
@@ -1476,7 +2141,7 @@
           <w:color w:val="555555"/>
           <w:sz w:val="22"/>
         </w:rPr>
-        <w:t>(честно, без притворства)</w:t>
+        <w:t>(пауза)</w:t>
       </w:r>
       <w:r>
         <w:rPr>
@@ -1485,7 +2150,151 @@
           <w:i w:val="0"/>
           <w:sz w:val="22"/>
         </w:rPr>
+        <w:t xml:space="preserve"> А вы сами, Алексей Николаевич? Держитесь?</w:t>
+      </w:r>
+    </w:p>
+    <w:p>
+      <w:pPr>
+        <w:spacing w:before="0" w:after="110" w:line="300" w:lineRule="auto"/>
+      </w:pPr>
+      <w:r>
+        <w:rPr>
+          <w:rFonts w:ascii="Times New Roman" w:hAnsi="Times New Roman" w:eastAsia="Malgun Gothic"/>
+          <w:b/>
+          <w:i w:val="0"/>
+          <w:sz w:val="22"/>
+        </w:rPr>
+        <w:t xml:space="preserve">Лёша: </w:t>
+      </w:r>
+      <w:r>
+        <w:rPr>
+          <w:rFonts w:ascii="Times New Roman" w:hAnsi="Times New Roman" w:eastAsia="Malgun Gothic"/>
+          <w:b w:val="0"/>
+          <w:i/>
+          <w:color w:val="555555"/>
+          <w:sz w:val="22"/>
+        </w:rPr>
+        <w:t>(честно, без притворства)</w:t>
+      </w:r>
+      <w:r>
+        <w:rPr>
+          <w:rFonts w:ascii="Times New Roman" w:hAnsi="Times New Roman" w:eastAsia="Malgun Gothic"/>
+          <w:b w:val="0"/>
+          <w:i w:val="0"/>
+          <w:sz w:val="22"/>
+        </w:rPr>
         <w:t xml:space="preserve"> Нет, Михаил Егорович. Не держусь. Но буду, потому что должен.</w:t>
+      </w:r>
+    </w:p>
+    <w:p>
+      <w:pPr>
+        <w:spacing w:before="0" w:after="110" w:line="300" w:lineRule="auto"/>
+      </w:pPr>
+      <w:r>
+        <w:rPr>
+          <w:rFonts w:ascii="Times New Roman" w:hAnsi="Times New Roman" w:eastAsia="Malgun Gothic"/>
+          <w:b/>
+          <w:i w:val="0"/>
+          <w:sz w:val="22"/>
+        </w:rPr>
+        <w:t xml:space="preserve">Михаил: </w:t>
+      </w:r>
+      <w:r>
+        <w:rPr>
+          <w:rFonts w:ascii="Times New Roman" w:hAnsi="Times New Roman" w:eastAsia="Malgun Gothic"/>
+          <w:b w:val="0"/>
+          <w:i w:val="0"/>
+          <w:sz w:val="22"/>
+        </w:rPr>
+        <w:t>Хоронить её где будут? Мы хотим, чтобы у нас. На нашей земле. Она заслужила.</w:t>
+      </w:r>
+    </w:p>
+    <w:p>
+      <w:pPr>
+        <w:spacing w:before="0" w:after="110" w:line="300" w:lineRule="auto"/>
+      </w:pPr>
+      <w:r>
+        <w:rPr>
+          <w:rFonts w:ascii="Times New Roman" w:hAnsi="Times New Roman" w:eastAsia="Malgun Gothic"/>
+          <w:b/>
+          <w:i w:val="0"/>
+          <w:sz w:val="22"/>
+        </w:rPr>
+        <w:t xml:space="preserve">Лёша: </w:t>
+      </w:r>
+      <w:r>
+        <w:rPr>
+          <w:rFonts w:ascii="Times New Roman" w:hAnsi="Times New Roman" w:eastAsia="Malgun Gothic"/>
+          <w:b w:val="0"/>
+          <w:i w:val="0"/>
+          <w:sz w:val="22"/>
+        </w:rPr>
+        <w:t>Это решать не мне одному, Михаил Егорович. Но я сделаю всё, чтобы вас спросили первыми.</w:t>
+      </w:r>
+    </w:p>
+    <w:p>
+      <w:pPr>
+        <w:spacing w:before="0" w:after="110" w:line="300" w:lineRule="auto"/>
+      </w:pPr>
+      <w:r>
+        <w:rPr>
+          <w:rFonts w:ascii="Times New Roman" w:hAnsi="Times New Roman" w:eastAsia="Malgun Gothic"/>
+          <w:b/>
+          <w:i w:val="0"/>
+          <w:sz w:val="22"/>
+        </w:rPr>
+        <w:t xml:space="preserve">Михаил: </w:t>
+      </w:r>
+      <w:r>
+        <w:rPr>
+          <w:rFonts w:ascii="Times New Roman" w:hAnsi="Times New Roman" w:eastAsia="Malgun Gothic"/>
+          <w:b w:val="0"/>
+          <w:i w:val="0"/>
+          <w:sz w:val="22"/>
+        </w:rPr>
+        <w:t xml:space="preserve">Спасибо. </w:t>
+      </w:r>
+      <w:r>
+        <w:rPr>
+          <w:rFonts w:ascii="Times New Roman" w:hAnsi="Times New Roman" w:eastAsia="Malgun Gothic"/>
+          <w:b w:val="0"/>
+          <w:i/>
+          <w:color w:val="555555"/>
+          <w:sz w:val="22"/>
+        </w:rPr>
+        <w:t>(пауза)</w:t>
+      </w:r>
+      <w:r>
+        <w:rPr>
+          <w:rFonts w:ascii="Times New Roman" w:hAnsi="Times New Roman" w:eastAsia="Malgun Gothic"/>
+          <w:b w:val="0"/>
+          <w:i w:val="0"/>
+          <w:sz w:val="22"/>
+        </w:rPr>
+        <w:t xml:space="preserve"> Люди хотят выйти на дорогу. Не против кого-то. Просто постоять. Где её забрали.</w:t>
+      </w:r>
+    </w:p>
+    <w:p>
+      <w:pPr>
+        <w:spacing w:before="0" w:after="110" w:line="300" w:lineRule="auto"/>
+      </w:pPr>
+      <w:r>
+        <w:rPr>
+          <w:rFonts w:ascii="Times New Roman" w:hAnsi="Times New Roman" w:eastAsia="Malgun Gothic"/>
+          <w:b/>
+          <w:i w:val="0"/>
+          <w:sz w:val="22"/>
+        </w:rPr>
+        <w:t xml:space="preserve">Лёша: </w:t>
+      </w:r>
+      <w:r>
+        <w:rPr>
+          <w:rFonts w:ascii="Times New Roman" w:hAnsi="Times New Roman" w:eastAsia="Malgun Gothic"/>
+          <w:b w:val="0"/>
+          <w:i w:val="0"/>
+          <w:sz w:val="22"/>
+        </w:rPr>
+        <w:t>Пусть выходят. Только тихо. Она бы хотела тихо.</w:t>
       </w:r>
     </w:p>
     <w:p>
@@ -1603,7 +2412,7 @@
           <w:i w:val="0"/>
           <w:sz w:val="22"/>
         </w:rPr>
-        <w:t>Паша, я не успел. Опять не успел.</w:t>
+        <w:t>Нас обвинят, что мы это организовали.</w:t>
       </w:r>
     </w:p>
     <w:p>
@@ -1626,7 +2435,7 @@
           <w:i w:val="0"/>
           <w:sz w:val="22"/>
         </w:rPr>
-        <w:t>Лёш, послушай меня. Ты сделал всё, что мог сделать человек без власти. Её убил не ты. Её убили подписи, которых не было.</w:t>
+        <w:t>Уже обвиняют. Но, Лёш, организовать такое за час невозможно. Никому. Это люди сами. Они просто больше не могут.</w:t>
       </w:r>
     </w:p>
     <w:p>
@@ -1649,7 +2458,7 @@
           <w:i w:val="0"/>
           <w:sz w:val="22"/>
         </w:rPr>
-        <w:t>Подписи, которых не было… Ты знаешь, сколько раз я слышал эту фразу в своей жизни?</w:t>
+        <w:t>Паша, я не успел. Опять не успел.</w:t>
       </w:r>
     </w:p>
     <w:p>
@@ -1672,7 +2481,155 @@
           <w:i w:val="0"/>
           <w:sz w:val="22"/>
         </w:rPr>
+        <w:t>Лёш, послушай меня. Ты сделал всё, что мог сделать человек без власти. Её убил не ты. Её убили подписи, которых не было.</w:t>
+      </w:r>
+    </w:p>
+    <w:p>
+      <w:pPr>
+        <w:spacing w:before="0" w:after="110" w:line="300" w:lineRule="auto"/>
+      </w:pPr>
+      <w:r>
+        <w:rPr>
+          <w:rFonts w:ascii="Times New Roman" w:hAnsi="Times New Roman" w:eastAsia="Malgun Gothic"/>
+          <w:b/>
+          <w:i w:val="0"/>
+          <w:sz w:val="22"/>
+        </w:rPr>
+        <w:t xml:space="preserve">Лёша: </w:t>
+      </w:r>
+      <w:r>
+        <w:rPr>
+          <w:rFonts w:ascii="Times New Roman" w:hAnsi="Times New Roman" w:eastAsia="Malgun Gothic"/>
+          <w:b w:val="0"/>
+          <w:i w:val="0"/>
+          <w:sz w:val="22"/>
+        </w:rPr>
+        <w:t>Подписи, которых не было… Ты знаешь, сколько раз я слышал эту фразу в своей жизни?</w:t>
+      </w:r>
+    </w:p>
+    <w:p>
+      <w:pPr>
+        <w:spacing w:before="0" w:after="110" w:line="300" w:lineRule="auto"/>
+      </w:pPr>
+      <w:r>
+        <w:rPr>
+          <w:rFonts w:ascii="Times New Roman" w:hAnsi="Times New Roman" w:eastAsia="Malgun Gothic"/>
+          <w:b/>
+          <w:i w:val="0"/>
+          <w:sz w:val="22"/>
+        </w:rPr>
+        <w:t xml:space="preserve">Павел: </w:t>
+      </w:r>
+      <w:r>
+        <w:rPr>
+          <w:rFonts w:ascii="Times New Roman" w:hAnsi="Times New Roman" w:eastAsia="Malgun Gothic"/>
+          <w:b w:val="0"/>
+          <w:i w:val="0"/>
+          <w:sz w:val="22"/>
+        </w:rPr>
         <w:t>Знаю. Поэтому и говорю её тебе сейчас. Не бери на себя чужое. Своего хватит.</w:t>
+      </w:r>
+    </w:p>
+    <w:p>
+      <w:pPr>
+        <w:spacing w:before="0" w:after="110" w:line="300" w:lineRule="auto"/>
+      </w:pPr>
+      <w:r>
+        <w:rPr>
+          <w:rFonts w:ascii="Times New Roman" w:hAnsi="Times New Roman" w:eastAsia="Malgun Gothic"/>
+          <w:b/>
+          <w:i w:val="0"/>
+          <w:sz w:val="22"/>
+        </w:rPr>
+        <w:t xml:space="preserve">Лёша: </w:t>
+      </w:r>
+      <w:r>
+        <w:rPr>
+          <w:rFonts w:ascii="Times New Roman" w:hAnsi="Times New Roman" w:eastAsia="Malgun Gothic"/>
+          <w:b w:val="0"/>
+          <w:i w:val="0"/>
+          <w:sz w:val="22"/>
+        </w:rPr>
+        <w:t>Ты говоришь как Виктор Петрович.</w:t>
+      </w:r>
+    </w:p>
+    <w:p>
+      <w:pPr>
+        <w:spacing w:before="0" w:after="110" w:line="300" w:lineRule="auto"/>
+      </w:pPr>
+      <w:r>
+        <w:rPr>
+          <w:rFonts w:ascii="Times New Roman" w:hAnsi="Times New Roman" w:eastAsia="Malgun Gothic"/>
+          <w:b/>
+          <w:i w:val="0"/>
+          <w:sz w:val="22"/>
+        </w:rPr>
+        <w:t xml:space="preserve">Павел: </w:t>
+      </w:r>
+      <w:r>
+        <w:rPr>
+          <w:rFonts w:ascii="Times New Roman" w:hAnsi="Times New Roman" w:eastAsia="Malgun Gothic"/>
+          <w:b w:val="0"/>
+          <w:i/>
+          <w:color w:val="555555"/>
+          <w:sz w:val="22"/>
+        </w:rPr>
+        <w:t>(тихо)</w:t>
+      </w:r>
+      <w:r>
+        <w:rPr>
+          <w:rFonts w:ascii="Times New Roman" w:hAnsi="Times New Roman" w:eastAsia="Malgun Gothic"/>
+          <w:b w:val="0"/>
+          <w:i w:val="0"/>
+          <w:sz w:val="22"/>
+        </w:rPr>
+        <w:t xml:space="preserve"> У кого же мне было учиться, как не у него. Маша передаёт — держись. Сказала: «Скажи ему, пусть поплачет, если надо. Мужчины в этой стране слишком мало плачут».</w:t>
+      </w:r>
+    </w:p>
+    <w:p>
+      <w:pPr>
+        <w:spacing w:before="0" w:after="110" w:line="300" w:lineRule="auto"/>
+      </w:pPr>
+      <w:r>
+        <w:rPr>
+          <w:rFonts w:ascii="Times New Roman" w:hAnsi="Times New Roman" w:eastAsia="Malgun Gothic"/>
+          <w:b/>
+          <w:i w:val="0"/>
+          <w:sz w:val="22"/>
+        </w:rPr>
+        <w:t xml:space="preserve">Лёша: </w:t>
+      </w:r>
+      <w:r>
+        <w:rPr>
+          <w:rFonts w:ascii="Times New Roman" w:hAnsi="Times New Roman" w:eastAsia="Malgun Gothic"/>
+          <w:b w:val="0"/>
+          <w:i w:val="0"/>
+          <w:sz w:val="22"/>
+        </w:rPr>
+        <w:t>Передай Маше спасибо. И что я, кажется, уже.</w:t>
+      </w:r>
+    </w:p>
+    <w:p>
+      <w:pPr>
+        <w:spacing w:before="0" w:after="110" w:line="300" w:lineRule="auto"/>
+      </w:pPr>
+      <w:r>
+        <w:rPr>
+          <w:rFonts w:ascii="Times New Roman" w:hAnsi="Times New Roman" w:eastAsia="Malgun Gothic"/>
+          <w:b/>
+          <w:i w:val="0"/>
+          <w:sz w:val="22"/>
+        </w:rPr>
+        <w:t xml:space="preserve">Павел: </w:t>
+      </w:r>
+      <w:r>
+        <w:rPr>
+          <w:rFonts w:ascii="Times New Roman" w:hAnsi="Times New Roman" w:eastAsia="Malgun Gothic"/>
+          <w:b w:val="0"/>
+          <w:i w:val="0"/>
+          <w:sz w:val="22"/>
+        </w:rPr>
+        <w:t>Я тебе позвоню ночью. Не отвечай, если не сможешь. Просто знай, что звонил.</w:t>
       </w:r>
     </w:p>
     <w:p>
@@ -1861,6 +2818,199 @@
     </w:p>
     <w:p>
       <w:pPr>
+        <w:spacing w:before="0" w:after="110" w:line="300" w:lineRule="auto"/>
+      </w:pPr>
+      <w:r>
+        <w:rPr>
+          <w:rFonts w:ascii="Times New Roman" w:hAnsi="Times New Roman" w:eastAsia="Malgun Gothic"/>
+          <w:b w:val="0"/>
+          <w:i/>
+          <w:color w:val="555555"/>
+          <w:sz w:val="22"/>
+        </w:rPr>
+        <w:t>(в конце коридора появляется Бурмистров, в штатском, без фуражки; останавливается в нескольких шагах)</w:t>
+      </w:r>
+    </w:p>
+    <w:p>
+      <w:pPr>
+        <w:spacing w:before="0" w:after="110" w:line="300" w:lineRule="auto"/>
+      </w:pPr>
+      <w:r>
+        <w:rPr>
+          <w:rFonts w:ascii="Times New Roman" w:hAnsi="Times New Roman" w:eastAsia="Malgun Gothic"/>
+          <w:b/>
+          <w:i w:val="0"/>
+          <w:sz w:val="22"/>
+        </w:rPr>
+        <w:t xml:space="preserve">Бурмистров: </w:t>
+      </w:r>
+      <w:r>
+        <w:rPr>
+          <w:rFonts w:ascii="Times New Roman" w:hAnsi="Times New Roman" w:eastAsia="Malgun Gothic"/>
+          <w:b w:val="0"/>
+          <w:i w:val="0"/>
+          <w:sz w:val="22"/>
+        </w:rPr>
+        <w:t>Алексей Николаевич. Я приехал… Я не знаю зачем.</w:t>
+      </w:r>
+    </w:p>
+    <w:p>
+      <w:pPr>
+        <w:spacing w:before="0" w:after="110" w:line="300" w:lineRule="auto"/>
+      </w:pPr>
+      <w:r>
+        <w:rPr>
+          <w:rFonts w:ascii="Times New Roman" w:hAnsi="Times New Roman" w:eastAsia="Malgun Gothic"/>
+          <w:b/>
+          <w:i w:val="0"/>
+          <w:sz w:val="22"/>
+        </w:rPr>
+        <w:t xml:space="preserve">Лёша: </w:t>
+      </w:r>
+      <w:r>
+        <w:rPr>
+          <w:rFonts w:ascii="Times New Roman" w:hAnsi="Times New Roman" w:eastAsia="Malgun Gothic"/>
+          <w:b w:val="0"/>
+          <w:i/>
+          <w:color w:val="555555"/>
+          <w:sz w:val="22"/>
+        </w:rPr>
+        <w:t>(не оборачиваясь сразу)</w:t>
+      </w:r>
+      <w:r>
+        <w:rPr>
+          <w:rFonts w:ascii="Times New Roman" w:hAnsi="Times New Roman" w:eastAsia="Malgun Gothic"/>
+          <w:b w:val="0"/>
+          <w:i w:val="0"/>
+          <w:sz w:val="22"/>
+        </w:rPr>
+        <w:t xml:space="preserve"> Подпись пришла?</w:t>
+      </w:r>
+    </w:p>
+    <w:p>
+      <w:pPr>
+        <w:spacing w:before="0" w:after="110" w:line="300" w:lineRule="auto"/>
+      </w:pPr>
+      <w:r>
+        <w:rPr>
+          <w:rFonts w:ascii="Times New Roman" w:hAnsi="Times New Roman" w:eastAsia="Malgun Gothic"/>
+          <w:b/>
+          <w:i w:val="0"/>
+          <w:sz w:val="22"/>
+        </w:rPr>
+        <w:t xml:space="preserve">Бурмистров: </w:t>
+      </w:r>
+      <w:r>
+        <w:rPr>
+          <w:rFonts w:ascii="Times New Roman" w:hAnsi="Times New Roman" w:eastAsia="Malgun Gothic"/>
+          <w:b w:val="0"/>
+          <w:i/>
+          <w:color w:val="555555"/>
+          <w:sz w:val="22"/>
+        </w:rPr>
+        <w:t>(после долгой паузы)</w:t>
+      </w:r>
+      <w:r>
+        <w:rPr>
+          <w:rFonts w:ascii="Times New Roman" w:hAnsi="Times New Roman" w:eastAsia="Malgun Gothic"/>
+          <w:b w:val="0"/>
+          <w:i w:val="0"/>
+          <w:sz w:val="22"/>
+        </w:rPr>
+        <w:t xml:space="preserve"> В двенадцать сорок. Через двадцать минут после того, как я сам велел пустить скорую. Без неё.</w:t>
+      </w:r>
+    </w:p>
+    <w:p>
+      <w:pPr>
+        <w:spacing w:before="0" w:after="110" w:line="300" w:lineRule="auto"/>
+      </w:pPr>
+      <w:r>
+        <w:rPr>
+          <w:rFonts w:ascii="Times New Roman" w:hAnsi="Times New Roman" w:eastAsia="Malgun Gothic"/>
+          <w:b/>
+          <w:i w:val="0"/>
+          <w:sz w:val="22"/>
+        </w:rPr>
+        <w:t xml:space="preserve">Лёша: </w:t>
+      </w:r>
+      <w:r>
+        <w:rPr>
+          <w:rFonts w:ascii="Times New Roman" w:hAnsi="Times New Roman" w:eastAsia="Malgun Gothic"/>
+          <w:b w:val="0"/>
+          <w:i/>
+          <w:color w:val="555555"/>
+          <w:sz w:val="22"/>
+        </w:rPr>
+        <w:t>(оборачивается)</w:t>
+      </w:r>
+      <w:r>
+        <w:rPr>
+          <w:rFonts w:ascii="Times New Roman" w:hAnsi="Times New Roman" w:eastAsia="Malgun Gothic"/>
+          <w:b w:val="0"/>
+          <w:i w:val="0"/>
+          <w:sz w:val="22"/>
+        </w:rPr>
+        <w:t xml:space="preserve"> Значит, вы всё-таки смогли. Только на сутки позже, чем нужно было.</w:t>
+      </w:r>
+    </w:p>
+    <w:p>
+      <w:pPr>
+        <w:spacing w:before="0" w:after="110" w:line="300" w:lineRule="auto"/>
+      </w:pPr>
+      <w:r>
+        <w:rPr>
+          <w:rFonts w:ascii="Times New Roman" w:hAnsi="Times New Roman" w:eastAsia="Malgun Gothic"/>
+          <w:b/>
+          <w:i w:val="0"/>
+          <w:sz w:val="22"/>
+        </w:rPr>
+        <w:t xml:space="preserve">Бурмистров: </w:t>
+      </w:r>
+      <w:r>
+        <w:rPr>
+          <w:rFonts w:ascii="Times New Roman" w:hAnsi="Times New Roman" w:eastAsia="Malgun Gothic"/>
+          <w:b w:val="0"/>
+          <w:i/>
+          <w:color w:val="555555"/>
+          <w:sz w:val="22"/>
+        </w:rPr>
+        <w:t>(глухо)</w:t>
+      </w:r>
+      <w:r>
+        <w:rPr>
+          <w:rFonts w:ascii="Times New Roman" w:hAnsi="Times New Roman" w:eastAsia="Malgun Gothic"/>
+          <w:b w:val="0"/>
+          <w:i w:val="0"/>
+          <w:sz w:val="22"/>
+        </w:rPr>
+        <w:t xml:space="preserve"> Я тридцать лет выполнял инструкции. Ни разу не нарушил. Сегодня нарушил — и опоздал.</w:t>
+      </w:r>
+    </w:p>
+    <w:p>
+      <w:pPr>
+        <w:spacing w:before="0" w:after="110" w:line="300" w:lineRule="auto"/>
+      </w:pPr>
+      <w:r>
+        <w:rPr>
+          <w:rFonts w:ascii="Times New Roman" w:hAnsi="Times New Roman" w:eastAsia="Malgun Gothic"/>
+          <w:b/>
+          <w:i w:val="0"/>
+          <w:sz w:val="22"/>
+        </w:rPr>
+        <w:t xml:space="preserve">Лёша: </w:t>
+      </w:r>
+      <w:r>
+        <w:rPr>
+          <w:rFonts w:ascii="Times New Roman" w:hAnsi="Times New Roman" w:eastAsia="Malgun Gothic"/>
+          <w:b w:val="0"/>
+          <w:i w:val="0"/>
+          <w:sz w:val="22"/>
+        </w:rPr>
+        <w:t>Вам это скажут на следствии, Анатолий Ильич. Я не буду. Идите домой.</w:t>
+      </w:r>
+    </w:p>
+    <w:p>
+      <w:pPr>
         <w:keepNext/>
         <w:spacing w:before="320" w:after="140"/>
       </w:pPr>
@@ -2077,7 +3227,7 @@
           <w:i w:val="0"/>
           <w:sz w:val="22"/>
         </w:rPr>
-        <w:t xml:space="preserve">Катя: </w:t>
+        <w:t xml:space="preserve">Ирина: </w:t>
       </w:r>
       <w:r>
         <w:rPr>
@@ -2086,7 +3236,7 @@
           <w:i w:val="0"/>
           <w:sz w:val="22"/>
         </w:rPr>
-        <w:t>Вы понимаете, что после такого заявления пути назад не будет? Это уже не просто кампания. Это открытая война со всей системой.</w:t>
+        <w:t>Я могу подготовить текст с точными датами. Когда подали ходатайство, когда суд вынес решение, сколько часов ждали подписи. Без эпитетов. Только время.</w:t>
       </w:r>
     </w:p>
     <w:p>
@@ -2109,7 +3259,178 @@
           <w:i w:val="0"/>
           <w:sz w:val="22"/>
         </w:rPr>
-        <w:t>Чехов писал, что за дверью каждого довольного, счастливого человека должен стоять кто-нибудь с молоточком и постоянно напоминать стуком, что есть несчастные. Ольга Викторовна была этим человеком с молоточком — всю жизнь. Теперь стучать придётся нам.</w:t>
+        <w:t>Готовьте. Время само по себе обвинение.</w:t>
+      </w:r>
+    </w:p>
+    <w:p>
+      <w:pPr>
+        <w:spacing w:before="0" w:after="110" w:line="300" w:lineRule="auto"/>
+      </w:pPr>
+      <w:r>
+        <w:rPr>
+          <w:rFonts w:ascii="Times New Roman" w:hAnsi="Times New Roman" w:eastAsia="Malgun Gothic"/>
+          <w:b/>
+          <w:i w:val="0"/>
+          <w:sz w:val="22"/>
+        </w:rPr>
+        <w:t xml:space="preserve">Катя: </w:t>
+      </w:r>
+      <w:r>
+        <w:rPr>
+          <w:rFonts w:ascii="Times New Roman" w:hAnsi="Times New Roman" w:eastAsia="Malgun Gothic"/>
+          <w:b w:val="0"/>
+          <w:i w:val="0"/>
+          <w:sz w:val="22"/>
+        </w:rPr>
+        <w:t>Государственные каналы уже пишут «скончалась от последствий добровольного отказа от пищи». Добровольного, Алексей Николаевич.</w:t>
+      </w:r>
+    </w:p>
+    <w:p>
+      <w:pPr>
+        <w:spacing w:before="0" w:after="110" w:line="300" w:lineRule="auto"/>
+      </w:pPr>
+      <w:r>
+        <w:rPr>
+          <w:rFonts w:ascii="Times New Roman" w:hAnsi="Times New Roman" w:eastAsia="Malgun Gothic"/>
+          <w:b/>
+          <w:i w:val="0"/>
+          <w:sz w:val="22"/>
+        </w:rPr>
+        <w:t xml:space="preserve">Лёша: </w:t>
+      </w:r>
+      <w:r>
+        <w:rPr>
+          <w:rFonts w:ascii="Times New Roman" w:hAnsi="Times New Roman" w:eastAsia="Malgun Gothic"/>
+          <w:b w:val="0"/>
+          <w:i w:val="0"/>
+          <w:sz w:val="22"/>
+        </w:rPr>
+        <w:t>Добровольным был отказ от пищи. Отказ от подписи был чужим. Ирина, это тоже в текст — обе фразы, рядом.</w:t>
+      </w:r>
+    </w:p>
+    <w:p>
+      <w:pPr>
+        <w:spacing w:before="0" w:after="110" w:line="300" w:lineRule="auto"/>
+      </w:pPr>
+      <w:r>
+        <w:rPr>
+          <w:rFonts w:ascii="Times New Roman" w:hAnsi="Times New Roman" w:eastAsia="Malgun Gothic"/>
+          <w:b/>
+          <w:i w:val="0"/>
+          <w:sz w:val="22"/>
+        </w:rPr>
+        <w:t xml:space="preserve">Ирина: </w:t>
+      </w:r>
+      <w:r>
+        <w:rPr>
+          <w:rFonts w:ascii="Times New Roman" w:hAnsi="Times New Roman" w:eastAsia="Malgun Gothic"/>
+          <w:b w:val="0"/>
+          <w:i w:val="0"/>
+          <w:sz w:val="22"/>
+        </w:rPr>
+        <w:t>Записала.</w:t>
+      </w:r>
+    </w:p>
+    <w:p>
+      <w:pPr>
+        <w:spacing w:before="0" w:after="110" w:line="300" w:lineRule="auto"/>
+      </w:pPr>
+      <w:r>
+        <w:rPr>
+          <w:rFonts w:ascii="Times New Roman" w:hAnsi="Times New Roman" w:eastAsia="Malgun Gothic"/>
+          <w:b/>
+          <w:i w:val="0"/>
+          <w:sz w:val="22"/>
+        </w:rPr>
+        <w:t xml:space="preserve">Катя: </w:t>
+      </w:r>
+      <w:r>
+        <w:rPr>
+          <w:rFonts w:ascii="Times New Roman" w:hAnsi="Times New Roman" w:eastAsia="Malgun Gothic"/>
+          <w:b w:val="0"/>
+          <w:i w:val="0"/>
+          <w:sz w:val="22"/>
+        </w:rPr>
+        <w:t>Вы понимаете, что после такого заявления пути назад не будет? Это уже не просто кампания. Это открытая война со всей системой.</w:t>
+      </w:r>
+    </w:p>
+    <w:p>
+      <w:pPr>
+        <w:spacing w:before="0" w:after="110" w:line="300" w:lineRule="auto"/>
+      </w:pPr>
+      <w:r>
+        <w:rPr>
+          <w:rFonts w:ascii="Times New Roman" w:hAnsi="Times New Roman" w:eastAsia="Malgun Gothic"/>
+          <w:b/>
+          <w:i w:val="0"/>
+          <w:sz w:val="22"/>
+        </w:rPr>
+        <w:t xml:space="preserve">Лёша: </w:t>
+      </w:r>
+      <w:r>
+        <w:rPr>
+          <w:rFonts w:ascii="Times New Roman" w:hAnsi="Times New Roman" w:eastAsia="Malgun Gothic"/>
+          <w:b w:val="0"/>
+          <w:i w:val="0"/>
+          <w:sz w:val="22"/>
+        </w:rPr>
+        <w:t>Ольга Викторовна всю жизнь стучала в двери, за которыми было удобно не слышать. Теперь стучать придётся нам. Громко.</w:t>
+      </w:r>
+    </w:p>
+    <w:p>
+      <w:pPr>
+        <w:spacing w:before="0" w:after="110" w:line="300" w:lineRule="auto"/>
+      </w:pPr>
+      <w:r>
+        <w:rPr>
+          <w:rFonts w:ascii="Times New Roman" w:hAnsi="Times New Roman" w:eastAsia="Malgun Gothic"/>
+          <w:b/>
+          <w:i w:val="0"/>
+          <w:sz w:val="22"/>
+        </w:rPr>
+        <w:t xml:space="preserve">Катя: </w:t>
+      </w:r>
+      <w:r>
+        <w:rPr>
+          <w:rFonts w:ascii="Times New Roman" w:hAnsi="Times New Roman" w:eastAsia="Malgun Gothic"/>
+          <w:b w:val="0"/>
+          <w:i/>
+          <w:color w:val="555555"/>
+          <w:sz w:val="22"/>
+        </w:rPr>
+        <w:t>(тихо)</w:t>
+      </w:r>
+      <w:r>
+        <w:rPr>
+          <w:rFonts w:ascii="Times New Roman" w:hAnsi="Times New Roman" w:eastAsia="Malgun Gothic"/>
+          <w:b w:val="0"/>
+          <w:i w:val="0"/>
+          <w:sz w:val="22"/>
+        </w:rPr>
+        <w:t xml:space="preserve"> Громко — это как?</w:t>
+      </w:r>
+    </w:p>
+    <w:p>
+      <w:pPr>
+        <w:spacing w:before="0" w:after="110" w:line="300" w:lineRule="auto"/>
+      </w:pPr>
+      <w:r>
+        <w:rPr>
+          <w:rFonts w:ascii="Times New Roman" w:hAnsi="Times New Roman" w:eastAsia="Malgun Gothic"/>
+          <w:b/>
+          <w:i w:val="0"/>
+          <w:sz w:val="22"/>
+        </w:rPr>
+        <w:t xml:space="preserve">Лёша: </w:t>
+      </w:r>
+      <w:r>
+        <w:rPr>
+          <w:rFonts w:ascii="Times New Roman" w:hAnsi="Times New Roman" w:eastAsia="Malgun Gothic"/>
+          <w:b w:val="0"/>
+          <w:i w:val="0"/>
+          <w:sz w:val="22"/>
+        </w:rPr>
+        <w:t>Так, чтобы в каждом кабинете, где лежит неподписанная бумага, было слышно её имя.</w:t>
       </w:r>
     </w:p>
     <w:p>
@@ -2195,7 +3516,7 @@
           <w:i w:val="0"/>
           <w:sz w:val="22"/>
         </w:rPr>
-        <w:t>Антон Чехов, «Крыжовник» (1898): «Надо, чтобы за дверью каждого довольного, счастливого человека стоял кто-нибудь с молоточком и постоянно напоминал бы стуком, что есть несчастные»</w:t>
+        <w:t>Русская пословица: «Закон что дышло: куда повернёшь, туда и вышло»</w:t>
       </w:r>
       <w:r>
         <w:rPr>
@@ -2204,7 +3525,7 @@
           <w:i w:val="0"/>
           <w:sz w:val="22"/>
         </w:rPr>
-        <w:t xml:space="preserve"> — 수의사 이반 이바니치의 독백. 료샤가 올가의 사망 성명 직전, 평생 "망치를 든 사람"이었던 올가를 기리며 "이제 우리가 두드려야 한다"고 결의하는 데 쓴다 (장면 8).</w:t>
+        <w:t xml:space="preserve"> — 한국어 해설: 법이 수레 채처럼 돌리는 사람 마음대로 된다는 오래된 속담. 옛 동기인 주 교정국장에게서 "모스크바 지시 없이는 서명 못 한다"는 답을 들은 그레벤시코프가, 어제는 이송이 "합법"이었고 오늘은 기다리는 것이 "합법"이 된 현실을 이렇게 요약한다. 료샤는 "오늘은 그 채를 돌려 죽음이 나왔다"고 받고, 이 말이 장면 8의 "지연에 의한 살인" 성명으로 이어진다 (장면 2).</w:t>
       </w:r>
     </w:p>
     <w:p>

--- a/러시아 인권변호사/4부/4부_5화_올가의_옥중_사망.docx
+++ b/러시아 인권변호사/4부/4부_5화_올가의_옥중_사망.docx
@@ -36,7 +36,7 @@
           <w:i w:val="0"/>
           <w:sz w:val="22"/>
         </w:rPr>
-        <w:t>알렉세이 “료샤” 오를로프 / 카탸 리시나 / 이리나 마르첸코 / 아나톨리 그레벤시코프 / 콜로니 소장 아나톨리 일리치 부르미스트로프 / 교도소 의무관 라리사 안드레예브나 시도로바 / 미하일 예고로비치 촐칸(전화) / 파벨 게나디예비치 그리신(전화) / 올가 네스테로바(언급만, 사망)</w:t>
+        <w:t>알렉세이 “료샤” 오를로프 / 카탸 리시나 / 이리나 마르첸코 / 아나톨리 그레벤시코프 / 콜로니 소장 표도르 일리치 부르미스트로프 / 교도소 의무관 라리사 안드레예브나 시도로바 / 미하일 예고로비치 촐칸(전화) / 파벨 게나디예비치 그리신(전화) / 올가 네스테로바(언급만, 사망)</w:t>
       </w:r>
     </w:p>
     <w:p>
@@ -535,7 +535,7 @@
           <w:i w:val="0"/>
           <w:sz w:val="22"/>
         </w:rPr>
-        <w:t xml:space="preserve"> Анатолий Ильич, немедленно организуйте перевод! У вас на руках судебное постановление уже двадцать четыре часа!</w:t>
+        <w:t xml:space="preserve"> Фёдор Ильич, немедленно организуйте перевод! У вас на руках судебное постановление уже двадцать четыре часа!</w:t>
       </w:r>
     </w:p>
     <w:p>
@@ -683,7 +683,7 @@
           <w:i w:val="0"/>
           <w:sz w:val="22"/>
         </w:rPr>
-        <w:t>К обеду она может быть мертва, Анатолий Ильич. Вы это понимаете? Мертва — с подписанным постановлением суда в вашем сейфе.</w:t>
+        <w:t>К обеду она может быть мертва, Фёдор Ильич. Вы это понимаете? Мертва — с подписанным постановлением суда в вашем сейфе.</w:t>
       </w:r>
     </w:p>
     <w:p>
@@ -3006,7 +3006,7 @@
           <w:i w:val="0"/>
           <w:sz w:val="22"/>
         </w:rPr>
-        <w:t>Вам это скажут на следствии, Анатолий Ильич. Я не буду. Идите домой.</w:t>
+        <w:t>Вам это скажут на следствии, Фёдор Ильич. Я не буду. Идите домой.</w:t>
       </w:r>
     </w:p>
     <w:p>
